--- a/reports/fttp_tc_acq/fttp_tc_acq.docx
+++ b/reports/fttp_tc_acq/fttp_tc_acq.docx
@@ -20,7 +20,7 @@
     </w:p>
     <w:p>
       <w:r>
-        <w:t>Timestamp: 2026-08-30 17:16:29</w:t>
+        <w:t>Timestamp: 2026-10-11 15:37:51</w:t>
       </w:r>
     </w:p>
     <w:p>
@@ -36,7 +36,7 @@
               <a:graphicData uri="http://schemas.openxmlformats.org/drawingml/2006/picture">
                 <pic:pic>
                   <pic:nvPicPr>
-                    <pic:cNvPr id="0" name="01_landing_page_availability_clicked_2026-08-30_17-16-29.png"/>
+                    <pic:cNvPr id="0" name="01_landing_page_availability_clicked_2026-10-11_15-37-51.png"/>
                     <pic:cNvPicPr/>
                   </pic:nvPicPr>
                   <pic:blipFill>
@@ -69,7 +69,7 @@
     </w:p>
     <w:p>
       <w:r>
-        <w:t>Timestamp: 2026-08-30 17:16:37</w:t>
+        <w:t>Timestamp: 2026-10-11 15:37:58</w:t>
       </w:r>
     </w:p>
     <w:p>
@@ -85,7 +85,7 @@
               <a:graphicData uri="http://schemas.openxmlformats.org/drawingml/2006/picture">
                 <pic:pic>
                   <pic:nvPicPr>
-                    <pic:cNvPr id="0" name="02_address_page_recently_moved_selected_2026-08-30_17-16-37.png"/>
+                    <pic:cNvPr id="0" name="02_address_page_recently_moved_selected_2026-10-11_15-37-58.png"/>
                     <pic:cNvPicPr/>
                   </pic:nvPicPr>
                   <pic:blipFill>
@@ -118,7 +118,7 @@
     </w:p>
     <w:p>
       <w:r>
-        <w:t>Timestamp: 2026-08-30 17:16:45</w:t>
+        <w:t>Timestamp: 2026-10-11 15:38:05</w:t>
       </w:r>
     </w:p>
     <w:p>
@@ -134,7 +134,7 @@
               <a:graphicData uri="http://schemas.openxmlformats.org/drawingml/2006/picture">
                 <pic:pic>
                   <pic:nvPicPr>
-                    <pic:cNvPr id="0" name="03_address_page_view_broadband_plans_2026-08-30_17-16-45.png"/>
+                    <pic:cNvPr id="0" name="03_address_page_view_broadband_plans_2026-10-11_15-38-05.png"/>
                     <pic:cNvPicPr/>
                   </pic:nvPicPr>
                   <pic:blipFill>
@@ -162,19 +162,19 @@
         <w:pStyle w:val="Heading2"/>
       </w:pPr>
       <w:r>
-        <w:t>Step 4: plans_page_choose_a_plan</w:t>
+        <w:t>Step 4: plans_page_speed_selected</w:t>
       </w:r>
     </w:p>
     <w:p>
       <w:r>
-        <w:t>Timestamp: 2026-08-30 17:16:54</w:t>
+        <w:t>Timestamp: 2026-10-11 15:38:13</w:t>
       </w:r>
     </w:p>
     <w:p>
       <w:r>
         <w:drawing>
           <wp:inline xmlns:a="http://schemas.openxmlformats.org/drawingml/2006/main" xmlns:pic="http://schemas.openxmlformats.org/drawingml/2006/picture">
-            <wp:extent cx="5029200" cy="11227242"/>
+            <wp:extent cx="5029200" cy="13592756"/>
             <wp:docPr id="4" name="Picture 4"/>
             <wp:cNvGraphicFramePr>
               <a:graphicFrameLocks noChangeAspect="1"/>
@@ -183,7 +183,7 @@
               <a:graphicData uri="http://schemas.openxmlformats.org/drawingml/2006/picture">
                 <pic:pic>
                   <pic:nvPicPr>
-                    <pic:cNvPr id="0" name="04_plans_page_choose_a_plan_2026-08-30_17-16-54.png"/>
+                    <pic:cNvPr id="0" name="04_plans_page_speed_selected_2026-10-11_15-38-13.png"/>
                     <pic:cNvPicPr/>
                   </pic:nvPicPr>
                   <pic:blipFill>
@@ -195,7 +195,7 @@
                   <pic:spPr>
                     <a:xfrm>
                       <a:off x="0" y="0"/>
-                      <a:ext cx="5029200" cy="11227242"/>
+                      <a:ext cx="5029200" cy="13592756"/>
                     </a:xfrm>
                     <a:prstGeom prst="rect"/>
                   </pic:spPr>
@@ -211,19 +211,19 @@
         <w:pStyle w:val="Heading2"/>
       </w:pPr>
       <w:r>
-        <w:t>Step 5: plans_page_prebuilt_plan_selected</w:t>
+        <w:t>Step 5: plans_page_broadband_plan_selected</w:t>
       </w:r>
     </w:p>
     <w:p>
       <w:r>
-        <w:t>Timestamp: 2026-08-30 17:17:02</w:t>
+        <w:t>Timestamp: 2026-10-11 15:38:30</w:t>
       </w:r>
     </w:p>
     <w:p>
       <w:r>
         <w:drawing>
           <wp:inline xmlns:a="http://schemas.openxmlformats.org/drawingml/2006/main" xmlns:pic="http://schemas.openxmlformats.org/drawingml/2006/picture">
-            <wp:extent cx="5029200" cy="8460188"/>
+            <wp:extent cx="5029200" cy="6683072"/>
             <wp:docPr id="5" name="Picture 5"/>
             <wp:cNvGraphicFramePr>
               <a:graphicFrameLocks noChangeAspect="1"/>
@@ -232,7 +232,7 @@
               <a:graphicData uri="http://schemas.openxmlformats.org/drawingml/2006/picture">
                 <pic:pic>
                   <pic:nvPicPr>
-                    <pic:cNvPr id="0" name="05_plans_page_prebuilt_plan_selected_2026-08-30_17-17-02.png"/>
+                    <pic:cNvPr id="0" name="05_plans_page_broadband_plan_selected_2026-10-11_15-38-30.png"/>
                     <pic:cNvPicPr/>
                   </pic:nvPicPr>
                   <pic:blipFill>
@@ -244,7 +244,7 @@
                   <pic:spPr>
                     <a:xfrm>
                       <a:off x="0" y="0"/>
-                      <a:ext cx="5029200" cy="8460188"/>
+                      <a:ext cx="5029200" cy="6683072"/>
                     </a:xfrm>
                     <a:prstGeom prst="rect"/>
                   </pic:spPr>
@@ -260,19 +260,19 @@
         <w:pStyle w:val="Heading2"/>
       </w:pPr>
       <w:r>
-        <w:t>Step 6: addon_page_addon_selected</w:t>
+        <w:t>Step 6: addon_page_continue_to_setup</w:t>
       </w:r>
     </w:p>
     <w:p>
       <w:r>
-        <w:t>Timestamp: 2026-08-30 17:17:12</w:t>
+        <w:t>Timestamp: 2026-10-11 15:38:33</w:t>
       </w:r>
     </w:p>
     <w:p>
       <w:r>
         <w:drawing>
           <wp:inline xmlns:a="http://schemas.openxmlformats.org/drawingml/2006/main" xmlns:pic="http://schemas.openxmlformats.org/drawingml/2006/picture">
-            <wp:extent cx="5029200" cy="8460188"/>
+            <wp:extent cx="5029200" cy="6604754"/>
             <wp:docPr id="6" name="Picture 6"/>
             <wp:cNvGraphicFramePr>
               <a:graphicFrameLocks noChangeAspect="1"/>
@@ -281,7 +281,7 @@
               <a:graphicData uri="http://schemas.openxmlformats.org/drawingml/2006/picture">
                 <pic:pic>
                   <pic:nvPicPr>
-                    <pic:cNvPr id="0" name="06_addon_page_addon_selected_2026-08-30_17-17-12.png"/>
+                    <pic:cNvPr id="0" name="06_addon_page_continue_to_setup_2026-10-11_15-38-33.png"/>
                     <pic:cNvPicPr/>
                   </pic:nvPicPr>
                   <pic:blipFill>
@@ -293,7 +293,7 @@
                   <pic:spPr>
                     <a:xfrm>
                       <a:off x="0" y="0"/>
-                      <a:ext cx="5029200" cy="8460188"/>
+                      <a:ext cx="5029200" cy="6604754"/>
                     </a:xfrm>
                     <a:prstGeom prst="rect"/>
                   </pic:spPr>
@@ -309,19 +309,19 @@
         <w:pStyle w:val="Heading2"/>
       </w:pPr>
       <w:r>
-        <w:t>Step 7: addon_page_continue_to_setup</w:t>
+        <w:t>Step 7: setup_page_telecare_checked</w:t>
       </w:r>
     </w:p>
     <w:p>
       <w:r>
-        <w:t>Timestamp: 2026-08-30 17:17:20</w:t>
+        <w:t>Timestamp: 2026-10-11 15:38:35</w:t>
       </w:r>
     </w:p>
     <w:p>
       <w:r>
         <w:drawing>
           <wp:inline xmlns:a="http://schemas.openxmlformats.org/drawingml/2006/main" xmlns:pic="http://schemas.openxmlformats.org/drawingml/2006/picture">
-            <wp:extent cx="5029200" cy="8078526"/>
+            <wp:extent cx="5029200" cy="6683072"/>
             <wp:docPr id="7" name="Picture 7"/>
             <wp:cNvGraphicFramePr>
               <a:graphicFrameLocks noChangeAspect="1"/>
@@ -330,7 +330,7 @@
               <a:graphicData uri="http://schemas.openxmlformats.org/drawingml/2006/picture">
                 <pic:pic>
                   <pic:nvPicPr>
-                    <pic:cNvPr id="0" name="07_addon_page_continue_to_setup_2026-08-30_17-17-20.png"/>
+                    <pic:cNvPr id="0" name="07_setup_page_telecare_checked_2026-10-11_15-38-35.png"/>
                     <pic:cNvPicPr/>
                   </pic:nvPicPr>
                   <pic:blipFill>
@@ -342,7 +342,7 @@
                   <pic:spPr>
                     <a:xfrm>
                       <a:off x="0" y="0"/>
-                      <a:ext cx="5029200" cy="8078526"/>
+                      <a:ext cx="5029200" cy="6683072"/>
                     </a:xfrm>
                     <a:prstGeom prst="rect"/>
                   </pic:spPr>
@@ -358,19 +358,19 @@
         <w:pStyle w:val="Heading2"/>
       </w:pPr>
       <w:r>
-        <w:t>Step 8: setup_page_telecare_checked</w:t>
+        <w:t>Step 8: setup_page_go_to_basket</w:t>
       </w:r>
     </w:p>
     <w:p>
       <w:r>
-        <w:t>Timestamp: 2026-08-30 17:17:27</w:t>
+        <w:t>Timestamp: 2026-10-11 15:38:42</w:t>
       </w:r>
     </w:p>
     <w:p>
       <w:r>
         <w:drawing>
           <wp:inline xmlns:a="http://schemas.openxmlformats.org/drawingml/2006/main" xmlns:pic="http://schemas.openxmlformats.org/drawingml/2006/picture">
-            <wp:extent cx="5029200" cy="8078526"/>
+            <wp:extent cx="5029200" cy="8897510"/>
             <wp:docPr id="8" name="Picture 8"/>
             <wp:cNvGraphicFramePr>
               <a:graphicFrameLocks noChangeAspect="1"/>
@@ -379,7 +379,7 @@
               <a:graphicData uri="http://schemas.openxmlformats.org/drawingml/2006/picture">
                 <pic:pic>
                   <pic:nvPicPr>
-                    <pic:cNvPr id="0" name="08_setup_page_telecare_checked_2026-08-30_17-17-27.png"/>
+                    <pic:cNvPr id="0" name="08_setup_page_go_to_basket_2026-10-11_15-38-42.png"/>
                     <pic:cNvPicPr/>
                   </pic:nvPicPr>
                   <pic:blipFill>
@@ -391,7 +391,7 @@
                   <pic:spPr>
                     <a:xfrm>
                       <a:off x="0" y="0"/>
-                      <a:ext cx="5029200" cy="8078526"/>
+                      <a:ext cx="5029200" cy="8897510"/>
                     </a:xfrm>
                     <a:prstGeom prst="rect"/>
                   </pic:spPr>
@@ -407,19 +407,19 @@
         <w:pStyle w:val="Heading2"/>
       </w:pPr>
       <w:r>
-        <w:t>Step 9: setup_page_go_to_basket</w:t>
+        <w:t>Step 9: basket_page_basket_expanded</w:t>
       </w:r>
     </w:p>
     <w:p>
       <w:r>
-        <w:t>Timestamp: 2026-08-30 17:17:35</w:t>
+        <w:t>Timestamp: 2026-10-11 15:38:48</w:t>
       </w:r>
     </w:p>
     <w:p>
       <w:r>
         <w:drawing>
           <wp:inline xmlns:a="http://schemas.openxmlformats.org/drawingml/2006/main" xmlns:pic="http://schemas.openxmlformats.org/drawingml/2006/picture">
-            <wp:extent cx="5029200" cy="9299051"/>
+            <wp:extent cx="5029200" cy="12908943"/>
             <wp:docPr id="9" name="Picture 9"/>
             <wp:cNvGraphicFramePr>
               <a:graphicFrameLocks noChangeAspect="1"/>
@@ -428,7 +428,7 @@
               <a:graphicData uri="http://schemas.openxmlformats.org/drawingml/2006/picture">
                 <pic:pic>
                   <pic:nvPicPr>
-                    <pic:cNvPr id="0" name="09_setup_page_go_to_basket_2026-08-30_17-17-35.png"/>
+                    <pic:cNvPr id="0" name="09_basket_page_basket_expanded_2026-10-11_15-38-48.png"/>
                     <pic:cNvPicPr/>
                   </pic:nvPicPr>
                   <pic:blipFill>
@@ -440,7 +440,7 @@
                   <pic:spPr>
                     <a:xfrm>
                       <a:off x="0" y="0"/>
-                      <a:ext cx="5029200" cy="9299051"/>
+                      <a:ext cx="5029200" cy="12908943"/>
                     </a:xfrm>
                     <a:prstGeom prst="rect"/>
                   </pic:spPr>
@@ -456,19 +456,19 @@
         <w:pStyle w:val="Heading2"/>
       </w:pPr>
       <w:r>
-        <w:t>Step 10: basket_page_basket_expanded</w:t>
+        <w:t>Step 10: basket_page_basket_validated</w:t>
       </w:r>
     </w:p>
     <w:p>
       <w:r>
-        <w:t>Timestamp: 2026-08-30 17:17:44</w:t>
+        <w:t>Timestamp: 2026-10-11 15:38:50</w:t>
       </w:r>
     </w:p>
     <w:p>
       <w:r>
         <w:drawing>
           <wp:inline xmlns:a="http://schemas.openxmlformats.org/drawingml/2006/main" xmlns:pic="http://schemas.openxmlformats.org/drawingml/2006/picture">
-            <wp:extent cx="5029200" cy="13298557"/>
+            <wp:extent cx="5029200" cy="12761595"/>
             <wp:docPr id="10" name="Picture 10"/>
             <wp:cNvGraphicFramePr>
               <a:graphicFrameLocks noChangeAspect="1"/>
@@ -477,7 +477,7 @@
               <a:graphicData uri="http://schemas.openxmlformats.org/drawingml/2006/picture">
                 <pic:pic>
                   <pic:nvPicPr>
-                    <pic:cNvPr id="0" name="10_basket_page_basket_expanded_2026-08-30_17-17-44.png"/>
+                    <pic:cNvPr id="0" name="10_basket_page_basket_validated_2026-10-11_15-38-50.png"/>
                     <pic:cNvPicPr/>
                   </pic:nvPicPr>
                   <pic:blipFill>
@@ -489,7 +489,7 @@
                   <pic:spPr>
                     <a:xfrm>
                       <a:off x="0" y="0"/>
-                      <a:ext cx="5029200" cy="13298557"/>
+                      <a:ext cx="5029200" cy="12761595"/>
                     </a:xfrm>
                     <a:prstGeom prst="rect"/>
                   </pic:spPr>
@@ -505,19 +505,19 @@
         <w:pStyle w:val="Heading2"/>
       </w:pPr>
       <w:r>
-        <w:t>Step 11: basket_page_basket_validated</w:t>
+        <w:t>Step 11: basket_page_go_to_checkout</w:t>
       </w:r>
     </w:p>
     <w:p>
       <w:r>
-        <w:t>Timestamp: 2026-08-30 17:17:46</w:t>
+        <w:t>Timestamp: 2026-10-11 15:38:57</w:t>
       </w:r>
     </w:p>
     <w:p>
       <w:r>
         <w:drawing>
           <wp:inline xmlns:a="http://schemas.openxmlformats.org/drawingml/2006/main" xmlns:pic="http://schemas.openxmlformats.org/drawingml/2006/picture">
-            <wp:extent cx="5029200" cy="13146643"/>
+            <wp:extent cx="5029200" cy="8643068"/>
             <wp:docPr id="11" name="Picture 11"/>
             <wp:cNvGraphicFramePr>
               <a:graphicFrameLocks noChangeAspect="1"/>
@@ -526,60 +526,11 @@
               <a:graphicData uri="http://schemas.openxmlformats.org/drawingml/2006/picture">
                 <pic:pic>
                   <pic:nvPicPr>
-                    <pic:cNvPr id="0" name="11_basket_page_basket_validated_2026-08-30_17-17-46.png"/>
+                    <pic:cNvPr id="0" name="11_basket_page_go_to_checkout_2026-10-11_15-38-57.png"/>
                     <pic:cNvPicPr/>
                   </pic:nvPicPr>
                   <pic:blipFill>
                     <a:blip r:embed="rId19"/>
-                    <a:stretch>
-                      <a:fillRect/>
-                    </a:stretch>
-                  </pic:blipFill>
-                  <pic:spPr>
-                    <a:xfrm>
-                      <a:off x="0" y="0"/>
-                      <a:ext cx="5029200" cy="13146643"/>
-                    </a:xfrm>
-                    <a:prstGeom prst="rect"/>
-                  </pic:spPr>
-                </pic:pic>
-              </a:graphicData>
-            </a:graphic>
-          </wp:inline>
-        </w:drawing>
-      </w:r>
-    </w:p>
-    <w:p>
-      <w:pPr>
-        <w:pStyle w:val="Heading2"/>
-      </w:pPr>
-      <w:r>
-        <w:t>Step 12: basket_page_go_to_checkout</w:t>
-      </w:r>
-    </w:p>
-    <w:p>
-      <w:r>
-        <w:t>Timestamp: 2026-08-30 17:17:54</w:t>
-      </w:r>
-    </w:p>
-    <w:p>
-      <w:r>
-        <w:drawing>
-          <wp:inline xmlns:a="http://schemas.openxmlformats.org/drawingml/2006/main" xmlns:pic="http://schemas.openxmlformats.org/drawingml/2006/picture">
-            <wp:extent cx="5029200" cy="8643068"/>
-            <wp:docPr id="12" name="Picture 12"/>
-            <wp:cNvGraphicFramePr>
-              <a:graphicFrameLocks noChangeAspect="1"/>
-            </wp:cNvGraphicFramePr>
-            <a:graphic>
-              <a:graphicData uri="http://schemas.openxmlformats.org/drawingml/2006/picture">
-                <pic:pic>
-                  <pic:nvPicPr>
-                    <pic:cNvPr id="0" name="12_basket_page_go_to_checkout_2026-08-30_17-17-54.png"/>
-                    <pic:cNvPicPr/>
-                  </pic:nvPicPr>
-                  <pic:blipFill>
-                    <a:blip r:embed="rId20"/>
                     <a:stretch>
                       <a:fillRect/>
                     </a:stretch>
@@ -603,12 +554,12 @@
         <w:pStyle w:val="Heading2"/>
       </w:pPr>
       <w:r>
-        <w:t>Step 13: checkout_page_about_you_completed</w:t>
+        <w:t>Step 12: checkout_page_about_you_completed</w:t>
       </w:r>
     </w:p>
     <w:p>
       <w:r>
-        <w:t>Timestamp: 2026-08-30 17:18:00</w:t>
+        <w:t>Timestamp: 2026-10-11 15:39:01</w:t>
       </w:r>
     </w:p>
     <w:p>
@@ -616,7 +567,7 @@
         <w:drawing>
           <wp:inline xmlns:a="http://schemas.openxmlformats.org/drawingml/2006/main" xmlns:pic="http://schemas.openxmlformats.org/drawingml/2006/picture">
             <wp:extent cx="5029200" cy="9128098"/>
-            <wp:docPr id="13" name="Picture 13"/>
+            <wp:docPr id="12" name="Picture 12"/>
             <wp:cNvGraphicFramePr>
               <a:graphicFrameLocks noChangeAspect="1"/>
             </wp:cNvGraphicFramePr>
@@ -624,11 +575,11 @@
               <a:graphicData uri="http://schemas.openxmlformats.org/drawingml/2006/picture">
                 <pic:pic>
                   <pic:nvPicPr>
-                    <pic:cNvPr id="0" name="13_checkout_page_about_you_completed_2026-08-30_17-18-00.png"/>
+                    <pic:cNvPr id="0" name="12_checkout_page_about_you_completed_2026-10-11_15-39-01.png"/>
                     <pic:cNvPicPr/>
                   </pic:nvPicPr>
                   <pic:blipFill>
-                    <a:blip r:embed="rId21"/>
+                    <a:blip r:embed="rId20"/>
                     <a:stretch>
                       <a:fillRect/>
                     </a:stretch>
@@ -652,12 +603,12 @@
         <w:pStyle w:val="Heading2"/>
       </w:pPr>
       <w:r>
-        <w:t>Step 14: checkout_page_address_completed</w:t>
+        <w:t>Step 13: checkout_page_address_completed</w:t>
       </w:r>
     </w:p>
     <w:p>
       <w:r>
-        <w:t>Timestamp: 2026-08-30 17:18:06</w:t>
+        <w:t>Timestamp: 2026-10-11 15:39:06</w:t>
       </w:r>
     </w:p>
     <w:p>
@@ -665,7 +616,7 @@
         <w:drawing>
           <wp:inline xmlns:a="http://schemas.openxmlformats.org/drawingml/2006/main" xmlns:pic="http://schemas.openxmlformats.org/drawingml/2006/picture">
             <wp:extent cx="5029200" cy="8881608"/>
-            <wp:docPr id="14" name="Picture 14"/>
+            <wp:docPr id="13" name="Picture 13"/>
             <wp:cNvGraphicFramePr>
               <a:graphicFrameLocks noChangeAspect="1"/>
             </wp:cNvGraphicFramePr>
@@ -673,11 +624,11 @@
               <a:graphicData uri="http://schemas.openxmlformats.org/drawingml/2006/picture">
                 <pic:pic>
                   <pic:nvPicPr>
-                    <pic:cNvPr id="0" name="14_checkout_page_address_completed_2026-08-30_17-18-06.png"/>
+                    <pic:cNvPr id="0" name="13_checkout_page_address_completed_2026-10-11_15-39-06.png"/>
                     <pic:cNvPicPr/>
                   </pic:nvPicPr>
                   <pic:blipFill>
-                    <a:blip r:embed="rId22"/>
+                    <a:blip r:embed="rId21"/>
                     <a:stretch>
                       <a:fillRect/>
                     </a:stretch>
@@ -701,20 +652,20 @@
         <w:pStyle w:val="Heading2"/>
       </w:pPr>
       <w:r>
-        <w:t>Step 15: checkout_page_address_continue</w:t>
+        <w:t>Step 14: checkout_page_address_continue</w:t>
       </w:r>
     </w:p>
     <w:p>
       <w:r>
-        <w:t>Timestamp: 2026-08-30 17:18:12</w:t>
+        <w:t>Timestamp: 2026-10-11 15:39:10</w:t>
       </w:r>
     </w:p>
     <w:p>
       <w:r>
         <w:drawing>
           <wp:inline xmlns:a="http://schemas.openxmlformats.org/drawingml/2006/main" xmlns:pic="http://schemas.openxmlformats.org/drawingml/2006/picture">
-            <wp:extent cx="5029200" cy="9410369"/>
-            <wp:docPr id="15" name="Picture 15"/>
+            <wp:extent cx="5029200" cy="9513736"/>
+            <wp:docPr id="14" name="Picture 14"/>
             <wp:cNvGraphicFramePr>
               <a:graphicFrameLocks noChangeAspect="1"/>
             </wp:cNvGraphicFramePr>
@@ -722,11 +673,11 @@
               <a:graphicData uri="http://schemas.openxmlformats.org/drawingml/2006/picture">
                 <pic:pic>
                   <pic:nvPicPr>
-                    <pic:cNvPr id="0" name="15_checkout_page_address_continue_2026-08-30_17-18-12.png"/>
+                    <pic:cNvPr id="0" name="14_checkout_page_address_continue_2026-10-11_15-39-10.png"/>
                     <pic:cNvPicPr/>
                   </pic:nvPicPr>
                   <pic:blipFill>
-                    <a:blip r:embed="rId23"/>
+                    <a:blip r:embed="rId22"/>
                     <a:stretch>
                       <a:fillRect/>
                     </a:stretch>
@@ -734,7 +685,7 @@
                   <pic:spPr>
                     <a:xfrm>
                       <a:off x="0" y="0"/>
-                      <a:ext cx="5029200" cy="9410369"/>
+                      <a:ext cx="5029200" cy="9513736"/>
                     </a:xfrm>
                     <a:prstGeom prst="rect"/>
                   </pic:spPr>
@@ -750,20 +701,20 @@
         <w:pStyle w:val="Heading2"/>
       </w:pPr>
       <w:r>
-        <w:t>Step 16: checkout_page_delivery_address_selected</w:t>
+        <w:t>Step 15: checkout_page_delivery_address_selected</w:t>
       </w:r>
     </w:p>
     <w:p>
       <w:r>
-        <w:t>Timestamp: 2026-08-30 17:18:18</w:t>
+        <w:t>Timestamp: 2026-10-11 15:39:15</w:t>
       </w:r>
     </w:p>
     <w:p>
       <w:r>
         <w:drawing>
           <wp:inline xmlns:a="http://schemas.openxmlformats.org/drawingml/2006/main" xmlns:pic="http://schemas.openxmlformats.org/drawingml/2006/picture">
-            <wp:extent cx="5029200" cy="15759486"/>
-            <wp:docPr id="16" name="Picture 16"/>
+            <wp:extent cx="5029200" cy="15600460"/>
+            <wp:docPr id="15" name="Picture 15"/>
             <wp:cNvGraphicFramePr>
               <a:graphicFrameLocks noChangeAspect="1"/>
             </wp:cNvGraphicFramePr>
@@ -771,11 +722,11 @@
               <a:graphicData uri="http://schemas.openxmlformats.org/drawingml/2006/picture">
                 <pic:pic>
                   <pic:nvPicPr>
-                    <pic:cNvPr id="0" name="16_checkout_page_delivery_address_selected_2026-08-30_17-18-18.png"/>
+                    <pic:cNvPr id="0" name="15_checkout_page_delivery_address_selected_2026-10-11_15-39-15.png"/>
                     <pic:cNvPicPr/>
                   </pic:nvPicPr>
                   <pic:blipFill>
-                    <a:blip r:embed="rId24"/>
+                    <a:blip r:embed="rId23"/>
                     <a:stretch>
                       <a:fillRect/>
                     </a:stretch>
@@ -783,7 +734,7 @@
                   <pic:spPr>
                     <a:xfrm>
                       <a:off x="0" y="0"/>
-                      <a:ext cx="5029200" cy="15759486"/>
+                      <a:ext cx="5029200" cy="15600460"/>
                     </a:xfrm>
                     <a:prstGeom prst="rect"/>
                   </pic:spPr>
@@ -799,20 +750,20 @@
         <w:pStyle w:val="Heading2"/>
       </w:pPr>
       <w:r>
-        <w:t>Step 17: checkout_page_payment_details_completed</w:t>
+        <w:t>Step 16: checkout_page_payment_details_completed</w:t>
       </w:r>
     </w:p>
     <w:p>
       <w:r>
-        <w:t>Timestamp: 2026-08-30 17:18:21</w:t>
+        <w:t>Timestamp: 2026-10-11 15:39:17</w:t>
       </w:r>
     </w:p>
     <w:p>
       <w:r>
         <w:drawing>
           <wp:inline xmlns:a="http://schemas.openxmlformats.org/drawingml/2006/main" xmlns:pic="http://schemas.openxmlformats.org/drawingml/2006/picture">
-            <wp:extent cx="5029200" cy="15783340"/>
-            <wp:docPr id="17" name="Picture 17"/>
+            <wp:extent cx="5029200" cy="15624314"/>
+            <wp:docPr id="16" name="Picture 16"/>
             <wp:cNvGraphicFramePr>
               <a:graphicFrameLocks noChangeAspect="1"/>
             </wp:cNvGraphicFramePr>
@@ -820,11 +771,11 @@
               <a:graphicData uri="http://schemas.openxmlformats.org/drawingml/2006/picture">
                 <pic:pic>
                   <pic:nvPicPr>
-                    <pic:cNvPr id="0" name="17_checkout_page_payment_details_completed_2026-08-30_17-18-21.png"/>
+                    <pic:cNvPr id="0" name="16_checkout_page_payment_details_completed_2026-10-11_15-39-17.png"/>
                     <pic:cNvPicPr/>
                   </pic:nvPicPr>
                   <pic:blipFill>
-                    <a:blip r:embed="rId25"/>
+                    <a:blip r:embed="rId24"/>
                     <a:stretch>
                       <a:fillRect/>
                     </a:stretch>
@@ -832,7 +783,7 @@
                   <pic:spPr>
                     <a:xfrm>
                       <a:off x="0" y="0"/>
-                      <a:ext cx="5029200" cy="15783340"/>
+                      <a:ext cx="5029200" cy="15624314"/>
                     </a:xfrm>
                     <a:prstGeom prst="rect"/>
                   </pic:spPr>
@@ -848,20 +799,20 @@
         <w:pStyle w:val="Heading2"/>
       </w:pPr>
       <w:r>
-        <w:t>Step 18: checkout_page_checkout_completed</w:t>
+        <w:t>Step 17: checkout_page_checkout_completed</w:t>
       </w:r>
     </w:p>
     <w:p>
       <w:r>
-        <w:t>Timestamp: 2026-08-30 17:18:27</w:t>
+        <w:t>Timestamp: 2026-10-11 15:39:21</w:t>
       </w:r>
     </w:p>
     <w:p>
       <w:r>
         <w:drawing>
           <wp:inline xmlns:a="http://schemas.openxmlformats.org/drawingml/2006/main" xmlns:pic="http://schemas.openxmlformats.org/drawingml/2006/picture">
-            <wp:extent cx="5029200" cy="16252467"/>
-            <wp:docPr id="18" name="Picture 18"/>
+            <wp:extent cx="5029200" cy="16093441"/>
+            <wp:docPr id="17" name="Picture 17"/>
             <wp:cNvGraphicFramePr>
               <a:graphicFrameLocks noChangeAspect="1"/>
             </wp:cNvGraphicFramePr>
@@ -869,11 +820,11 @@
               <a:graphicData uri="http://schemas.openxmlformats.org/drawingml/2006/picture">
                 <pic:pic>
                   <pic:nvPicPr>
-                    <pic:cNvPr id="0" name="18_checkout_page_checkout_completed_2026-08-30_17-18-27.png"/>
+                    <pic:cNvPr id="0" name="17_checkout_page_checkout_completed_2026-10-11_15-39-21.png"/>
                     <pic:cNvPicPr/>
                   </pic:nvPicPr>
                   <pic:blipFill>
-                    <a:blip r:embed="rId26"/>
+                    <a:blip r:embed="rId25"/>
                     <a:stretch>
                       <a:fillRect/>
                     </a:stretch>
@@ -881,7 +832,7 @@
                   <pic:spPr>
                     <a:xfrm>
                       <a:off x="0" y="0"/>
-                      <a:ext cx="5029200" cy="16252467"/>
+                      <a:ext cx="5029200" cy="16093441"/>
                     </a:xfrm>
                     <a:prstGeom prst="rect"/>
                   </pic:spPr>

--- a/reports/fttp_tc_acq/fttp_tc_acq.docx
+++ b/reports/fttp_tc_acq/fttp_tc_acq.docx
@@ -20,7 +20,7 @@
     </w:p>
     <w:p>
       <w:r>
-        <w:t>Timestamp: 2026-10-11 15:37:51</w:t>
+        <w:t>Timestamp: 2026-10-11 22:57:14</w:t>
       </w:r>
     </w:p>
     <w:p>
@@ -36,7 +36,7 @@
               <a:graphicData uri="http://schemas.openxmlformats.org/drawingml/2006/picture">
                 <pic:pic>
                   <pic:nvPicPr>
-                    <pic:cNvPr id="0" name="01_landing_page_availability_clicked_2026-10-11_15-37-51.png"/>
+                    <pic:cNvPr id="0" name="01_landing_page_availability_clicked_2026-10-11_22-57-14.png"/>
                     <pic:cNvPicPr/>
                   </pic:nvPicPr>
                   <pic:blipFill>
@@ -69,7 +69,7 @@
     </w:p>
     <w:p>
       <w:r>
-        <w:t>Timestamp: 2026-10-11 15:37:58</w:t>
+        <w:t>Timestamp: 2026-10-11 22:57:21</w:t>
       </w:r>
     </w:p>
     <w:p>
@@ -85,7 +85,7 @@
               <a:graphicData uri="http://schemas.openxmlformats.org/drawingml/2006/picture">
                 <pic:pic>
                   <pic:nvPicPr>
-                    <pic:cNvPr id="0" name="02_address_page_recently_moved_selected_2026-10-11_15-37-58.png"/>
+                    <pic:cNvPr id="0" name="02_address_page_recently_moved_selected_2026-10-11_22-57-21.png"/>
                     <pic:cNvPicPr/>
                   </pic:nvPicPr>
                   <pic:blipFill>
@@ -118,14 +118,14 @@
     </w:p>
     <w:p>
       <w:r>
-        <w:t>Timestamp: 2026-10-11 15:38:05</w:t>
+        <w:t>Timestamp: 2026-10-11 22:57:28</w:t>
       </w:r>
     </w:p>
     <w:p>
       <w:r>
         <w:drawing>
           <wp:inline xmlns:a="http://schemas.openxmlformats.org/drawingml/2006/main" xmlns:pic="http://schemas.openxmlformats.org/drawingml/2006/picture">
-            <wp:extent cx="5029200" cy="5263764"/>
+            <wp:extent cx="5029200" cy="8193820"/>
             <wp:docPr id="3" name="Picture 3"/>
             <wp:cNvGraphicFramePr>
               <a:graphicFrameLocks noChangeAspect="1"/>
@@ -134,7 +134,7 @@
               <a:graphicData uri="http://schemas.openxmlformats.org/drawingml/2006/picture">
                 <pic:pic>
                   <pic:nvPicPr>
-                    <pic:cNvPr id="0" name="03_address_page_view_broadband_plans_2026-10-11_15-38-05.png"/>
+                    <pic:cNvPr id="0" name="03_address_page_view_broadband_plans_2026-10-11_22-57-28.png"/>
                     <pic:cNvPicPr/>
                   </pic:nvPicPr>
                   <pic:blipFill>
@@ -146,7 +146,7 @@
                   <pic:spPr>
                     <a:xfrm>
                       <a:off x="0" y="0"/>
-                      <a:ext cx="5029200" cy="5263764"/>
+                      <a:ext cx="5029200" cy="8193820"/>
                     </a:xfrm>
                     <a:prstGeom prst="rect"/>
                   </pic:spPr>
@@ -167,14 +167,14 @@
     </w:p>
     <w:p>
       <w:r>
-        <w:t>Timestamp: 2026-10-11 15:38:13</w:t>
+        <w:t>Timestamp: 2026-10-11 22:57:37</w:t>
       </w:r>
     </w:p>
     <w:p>
       <w:r>
         <w:drawing>
           <wp:inline xmlns:a="http://schemas.openxmlformats.org/drawingml/2006/main" xmlns:pic="http://schemas.openxmlformats.org/drawingml/2006/picture">
-            <wp:extent cx="5029200" cy="13592756"/>
+            <wp:extent cx="5029200" cy="12988456"/>
             <wp:docPr id="4" name="Picture 4"/>
             <wp:cNvGraphicFramePr>
               <a:graphicFrameLocks noChangeAspect="1"/>
@@ -183,7 +183,7 @@
               <a:graphicData uri="http://schemas.openxmlformats.org/drawingml/2006/picture">
                 <pic:pic>
                   <pic:nvPicPr>
-                    <pic:cNvPr id="0" name="04_plans_page_speed_selected_2026-10-11_15-38-13.png"/>
+                    <pic:cNvPr id="0" name="04_plans_page_speed_selected_2026-10-11_22-57-37.png"/>
                     <pic:cNvPicPr/>
                   </pic:nvPicPr>
                   <pic:blipFill>
@@ -195,7 +195,7 @@
                   <pic:spPr>
                     <a:xfrm>
                       <a:off x="0" y="0"/>
-                      <a:ext cx="5029200" cy="13592756"/>
+                      <a:ext cx="5029200" cy="12988456"/>
                     </a:xfrm>
                     <a:prstGeom prst="rect"/>
                   </pic:spPr>
@@ -216,14 +216,14 @@
     </w:p>
     <w:p>
       <w:r>
-        <w:t>Timestamp: 2026-10-11 15:38:30</w:t>
+        <w:t>Timestamp: 2026-10-11 22:57:55</w:t>
       </w:r>
     </w:p>
     <w:p>
       <w:r>
         <w:drawing>
           <wp:inline xmlns:a="http://schemas.openxmlformats.org/drawingml/2006/main" xmlns:pic="http://schemas.openxmlformats.org/drawingml/2006/picture">
-            <wp:extent cx="5029200" cy="6683072"/>
+            <wp:extent cx="5029200" cy="7979134"/>
             <wp:docPr id="5" name="Picture 5"/>
             <wp:cNvGraphicFramePr>
               <a:graphicFrameLocks noChangeAspect="1"/>
@@ -232,7 +232,7 @@
               <a:graphicData uri="http://schemas.openxmlformats.org/drawingml/2006/picture">
                 <pic:pic>
                   <pic:nvPicPr>
-                    <pic:cNvPr id="0" name="05_plans_page_broadband_plan_selected_2026-10-11_15-38-30.png"/>
+                    <pic:cNvPr id="0" name="05_plans_page_broadband_plan_selected_2026-10-11_22-57-55.png"/>
                     <pic:cNvPicPr/>
                   </pic:nvPicPr>
                   <pic:blipFill>
@@ -244,7 +244,7 @@
                   <pic:spPr>
                     <a:xfrm>
                       <a:off x="0" y="0"/>
-                      <a:ext cx="5029200" cy="6683072"/>
+                      <a:ext cx="5029200" cy="7979134"/>
                     </a:xfrm>
                     <a:prstGeom prst="rect"/>
                   </pic:spPr>
@@ -265,14 +265,14 @@
     </w:p>
     <w:p>
       <w:r>
-        <w:t>Timestamp: 2026-10-11 15:38:33</w:t>
+        <w:t>Timestamp: 2026-10-11 22:58:04</w:t>
       </w:r>
     </w:p>
     <w:p>
       <w:r>
         <w:drawing>
           <wp:inline xmlns:a="http://schemas.openxmlformats.org/drawingml/2006/main" xmlns:pic="http://schemas.openxmlformats.org/drawingml/2006/picture">
-            <wp:extent cx="5029200" cy="6604754"/>
+            <wp:extent cx="5029200" cy="7776376"/>
             <wp:docPr id="6" name="Picture 6"/>
             <wp:cNvGraphicFramePr>
               <a:graphicFrameLocks noChangeAspect="1"/>
@@ -281,7 +281,7 @@
               <a:graphicData uri="http://schemas.openxmlformats.org/drawingml/2006/picture">
                 <pic:pic>
                   <pic:nvPicPr>
-                    <pic:cNvPr id="0" name="06_addon_page_continue_to_setup_2026-10-11_15-38-33.png"/>
+                    <pic:cNvPr id="0" name="06_addon_page_continue_to_setup_2026-10-11_22-58-04.png"/>
                     <pic:cNvPicPr/>
                   </pic:nvPicPr>
                   <pic:blipFill>
@@ -293,7 +293,7 @@
                   <pic:spPr>
                     <a:xfrm>
                       <a:off x="0" y="0"/>
-                      <a:ext cx="5029200" cy="6604754"/>
+                      <a:ext cx="5029200" cy="7776376"/>
                     </a:xfrm>
                     <a:prstGeom prst="rect"/>
                   </pic:spPr>
@@ -314,14 +314,14 @@
     </w:p>
     <w:p>
       <w:r>
-        <w:t>Timestamp: 2026-10-11 15:38:35</w:t>
+        <w:t>Timestamp: 2026-10-11 22:58:08</w:t>
       </w:r>
     </w:p>
     <w:p>
       <w:r>
         <w:drawing>
           <wp:inline xmlns:a="http://schemas.openxmlformats.org/drawingml/2006/main" xmlns:pic="http://schemas.openxmlformats.org/drawingml/2006/picture">
-            <wp:extent cx="5029200" cy="6683072"/>
+            <wp:extent cx="5029200" cy="7776376"/>
             <wp:docPr id="7" name="Picture 7"/>
             <wp:cNvGraphicFramePr>
               <a:graphicFrameLocks noChangeAspect="1"/>
@@ -330,7 +330,7 @@
               <a:graphicData uri="http://schemas.openxmlformats.org/drawingml/2006/picture">
                 <pic:pic>
                   <pic:nvPicPr>
-                    <pic:cNvPr id="0" name="07_setup_page_telecare_checked_2026-10-11_15-38-35.png"/>
+                    <pic:cNvPr id="0" name="07_setup_page_telecare_checked_2026-10-11_22-58-08.png"/>
                     <pic:cNvPicPr/>
                   </pic:nvPicPr>
                   <pic:blipFill>
@@ -342,7 +342,7 @@
                   <pic:spPr>
                     <a:xfrm>
                       <a:off x="0" y="0"/>
-                      <a:ext cx="5029200" cy="6683072"/>
+                      <a:ext cx="5029200" cy="7776376"/>
                     </a:xfrm>
                     <a:prstGeom prst="rect"/>
                   </pic:spPr>
@@ -363,7 +363,7 @@
     </w:p>
     <w:p>
       <w:r>
-        <w:t>Timestamp: 2026-10-11 15:38:42</w:t>
+        <w:t>Timestamp: 2026-10-11 22:58:15</w:t>
       </w:r>
     </w:p>
     <w:p>
@@ -379,7 +379,7 @@
               <a:graphicData uri="http://schemas.openxmlformats.org/drawingml/2006/picture">
                 <pic:pic>
                   <pic:nvPicPr>
-                    <pic:cNvPr id="0" name="08_setup_page_go_to_basket_2026-10-11_15-38-42.png"/>
+                    <pic:cNvPr id="0" name="08_setup_page_go_to_basket_2026-10-11_22-58-15.png"/>
                     <pic:cNvPicPr/>
                   </pic:nvPicPr>
                   <pic:blipFill>
@@ -412,7 +412,7 @@
     </w:p>
     <w:p>
       <w:r>
-        <w:t>Timestamp: 2026-10-11 15:38:48</w:t>
+        <w:t>Timestamp: 2026-10-11 22:58:24</w:t>
       </w:r>
     </w:p>
     <w:p>
@@ -428,7 +428,7 @@
               <a:graphicData uri="http://schemas.openxmlformats.org/drawingml/2006/picture">
                 <pic:pic>
                   <pic:nvPicPr>
-                    <pic:cNvPr id="0" name="09_basket_page_basket_expanded_2026-10-11_15-38-48.png"/>
+                    <pic:cNvPr id="0" name="09_basket_page_basket_expanded_2026-10-11_22-58-24.png"/>
                     <pic:cNvPicPr/>
                   </pic:nvPicPr>
                   <pic:blipFill>
@@ -461,7 +461,7 @@
     </w:p>
     <w:p>
       <w:r>
-        <w:t>Timestamp: 2026-10-11 15:38:50</w:t>
+        <w:t>Timestamp: 2026-10-11 22:58:26</w:t>
       </w:r>
     </w:p>
     <w:p>
@@ -477,7 +477,7 @@
               <a:graphicData uri="http://schemas.openxmlformats.org/drawingml/2006/picture">
                 <pic:pic>
                   <pic:nvPicPr>
-                    <pic:cNvPr id="0" name="10_basket_page_basket_validated_2026-10-11_15-38-50.png"/>
+                    <pic:cNvPr id="0" name="10_basket_page_basket_validated_2026-10-11_22-58-26.png"/>
                     <pic:cNvPicPr/>
                   </pic:nvPicPr>
                   <pic:blipFill>
@@ -510,7 +510,7 @@
     </w:p>
     <w:p>
       <w:r>
-        <w:t>Timestamp: 2026-10-11 15:38:57</w:t>
+        <w:t>Timestamp: 2026-10-11 22:58:33</w:t>
       </w:r>
     </w:p>
     <w:p>
@@ -526,7 +526,7 @@
               <a:graphicData uri="http://schemas.openxmlformats.org/drawingml/2006/picture">
                 <pic:pic>
                   <pic:nvPicPr>
-                    <pic:cNvPr id="0" name="11_basket_page_go_to_checkout_2026-10-11_15-38-57.png"/>
+                    <pic:cNvPr id="0" name="11_basket_page_go_to_checkout_2026-10-11_22-58-33.png"/>
                     <pic:cNvPicPr/>
                   </pic:nvPicPr>
                   <pic:blipFill>
@@ -559,7 +559,7 @@
     </w:p>
     <w:p>
       <w:r>
-        <w:t>Timestamp: 2026-10-11 15:39:01</w:t>
+        <w:t>Timestamp: 2026-10-11 22:58:39</w:t>
       </w:r>
     </w:p>
     <w:p>
@@ -575,7 +575,7 @@
               <a:graphicData uri="http://schemas.openxmlformats.org/drawingml/2006/picture">
                 <pic:pic>
                   <pic:nvPicPr>
-                    <pic:cNvPr id="0" name="12_checkout_page_about_you_completed_2026-10-11_15-39-01.png"/>
+                    <pic:cNvPr id="0" name="12_checkout_page_about_you_completed_2026-10-11_22-58-39.png"/>
                     <pic:cNvPicPr/>
                   </pic:nvPicPr>
                   <pic:blipFill>
@@ -608,7 +608,7 @@
     </w:p>
     <w:p>
       <w:r>
-        <w:t>Timestamp: 2026-10-11 15:39:06</w:t>
+        <w:t>Timestamp: 2026-10-11 22:58:45</w:t>
       </w:r>
     </w:p>
     <w:p>
@@ -624,7 +624,7 @@
               <a:graphicData uri="http://schemas.openxmlformats.org/drawingml/2006/picture">
                 <pic:pic>
                   <pic:nvPicPr>
-                    <pic:cNvPr id="0" name="13_checkout_page_address_completed_2026-10-11_15-39-06.png"/>
+                    <pic:cNvPr id="0" name="13_checkout_page_address_completed_2026-10-11_22-58-45.png"/>
                     <pic:cNvPicPr/>
                   </pic:nvPicPr>
                   <pic:blipFill>
@@ -657,7 +657,7 @@
     </w:p>
     <w:p>
       <w:r>
-        <w:t>Timestamp: 2026-10-11 15:39:10</w:t>
+        <w:t>Timestamp: 2026-10-11 22:58:51</w:t>
       </w:r>
     </w:p>
     <w:p>
@@ -673,7 +673,7 @@
               <a:graphicData uri="http://schemas.openxmlformats.org/drawingml/2006/picture">
                 <pic:pic>
                   <pic:nvPicPr>
-                    <pic:cNvPr id="0" name="14_checkout_page_address_continue_2026-10-11_15-39-10.png"/>
+                    <pic:cNvPr id="0" name="14_checkout_page_address_continue_2026-10-11_22-58-51.png"/>
                     <pic:cNvPicPr/>
                   </pic:nvPicPr>
                   <pic:blipFill>
@@ -706,7 +706,7 @@
     </w:p>
     <w:p>
       <w:r>
-        <w:t>Timestamp: 2026-10-11 15:39:15</w:t>
+        <w:t>Timestamp: 2026-10-11 22:58:56</w:t>
       </w:r>
     </w:p>
     <w:p>
@@ -722,7 +722,7 @@
               <a:graphicData uri="http://schemas.openxmlformats.org/drawingml/2006/picture">
                 <pic:pic>
                   <pic:nvPicPr>
-                    <pic:cNvPr id="0" name="15_checkout_page_delivery_address_selected_2026-10-11_15-39-15.png"/>
+                    <pic:cNvPr id="0" name="15_checkout_page_delivery_address_selected_2026-10-11_22-58-56.png"/>
                     <pic:cNvPicPr/>
                   </pic:nvPicPr>
                   <pic:blipFill>
@@ -755,7 +755,7 @@
     </w:p>
     <w:p>
       <w:r>
-        <w:t>Timestamp: 2026-10-11 15:39:17</w:t>
+        <w:t>Timestamp: 2026-10-11 22:58:59</w:t>
       </w:r>
     </w:p>
     <w:p>
@@ -771,7 +771,7 @@
               <a:graphicData uri="http://schemas.openxmlformats.org/drawingml/2006/picture">
                 <pic:pic>
                   <pic:nvPicPr>
-                    <pic:cNvPr id="0" name="16_checkout_page_payment_details_completed_2026-10-11_15-39-17.png"/>
+                    <pic:cNvPr id="0" name="16_checkout_page_payment_details_completed_2026-10-11_22-58-59.png"/>
                     <pic:cNvPicPr/>
                   </pic:nvPicPr>
                   <pic:blipFill>
@@ -804,7 +804,7 @@
     </w:p>
     <w:p>
       <w:r>
-        <w:t>Timestamp: 2026-10-11 15:39:21</w:t>
+        <w:t>Timestamp: 2026-10-11 22:59:06</w:t>
       </w:r>
     </w:p>
     <w:p>
@@ -820,7 +820,7 @@
               <a:graphicData uri="http://schemas.openxmlformats.org/drawingml/2006/picture">
                 <pic:pic>
                   <pic:nvPicPr>
-                    <pic:cNvPr id="0" name="17_checkout_page_checkout_completed_2026-10-11_15-39-21.png"/>
+                    <pic:cNvPr id="0" name="17_checkout_page_checkout_completed_2026-10-11_22-59-06.png"/>
                     <pic:cNvPicPr/>
                   </pic:nvPicPr>
                   <pic:blipFill>

--- a/reports/fttp_tc_acq/fttp_tc_acq.docx
+++ b/reports/fttp_tc_acq/fttp_tc_acq.docx
@@ -20,14 +20,14 @@
     </w:p>
     <w:p>
       <w:r>
-        <w:t>Timestamp: 2026-10-11 22:57:14</w:t>
+        <w:t>Timestamp: 2026-10-30 00:19:37</w:t>
       </w:r>
     </w:p>
     <w:p>
       <w:r>
         <w:drawing>
           <wp:inline xmlns:a="http://schemas.openxmlformats.org/drawingml/2006/main" xmlns:pic="http://schemas.openxmlformats.org/drawingml/2006/picture">
-            <wp:extent cx="5029200" cy="7931427"/>
+            <wp:extent cx="5029200" cy="7935402"/>
             <wp:docPr id="1" name="Picture 1"/>
             <wp:cNvGraphicFramePr>
               <a:graphicFrameLocks noChangeAspect="1"/>
@@ -36,7 +36,7 @@
               <a:graphicData uri="http://schemas.openxmlformats.org/drawingml/2006/picture">
                 <pic:pic>
                   <pic:nvPicPr>
-                    <pic:cNvPr id="0" name="01_landing_page_availability_clicked_2026-10-11_22-57-14.png"/>
+                    <pic:cNvPr id="0" name="01_landing_page_availability_clicked_2026-10-30_00-19-37.png"/>
                     <pic:cNvPicPr/>
                   </pic:nvPicPr>
                   <pic:blipFill>
@@ -48,7 +48,7 @@
                   <pic:spPr>
                     <a:xfrm>
                       <a:off x="0" y="0"/>
-                      <a:ext cx="5029200" cy="7931427"/>
+                      <a:ext cx="5029200" cy="7935402"/>
                     </a:xfrm>
                     <a:prstGeom prst="rect"/>
                   </pic:spPr>
@@ -69,14 +69,14 @@
     </w:p>
     <w:p>
       <w:r>
-        <w:t>Timestamp: 2026-10-11 22:57:21</w:t>
+        <w:t>Timestamp: 2026-10-30 00:19:42</w:t>
       </w:r>
     </w:p>
     <w:p>
       <w:r>
         <w:drawing>
           <wp:inline xmlns:a="http://schemas.openxmlformats.org/drawingml/2006/main" xmlns:pic="http://schemas.openxmlformats.org/drawingml/2006/picture">
-            <wp:extent cx="5029200" cy="9211587"/>
+            <wp:extent cx="5029200" cy="9215562"/>
             <wp:docPr id="2" name="Picture 2"/>
             <wp:cNvGraphicFramePr>
               <a:graphicFrameLocks noChangeAspect="1"/>
@@ -85,7 +85,7 @@
               <a:graphicData uri="http://schemas.openxmlformats.org/drawingml/2006/picture">
                 <pic:pic>
                   <pic:nvPicPr>
-                    <pic:cNvPr id="0" name="02_address_page_recently_moved_selected_2026-10-11_22-57-21.png"/>
+                    <pic:cNvPr id="0" name="02_address_page_recently_moved_selected_2026-10-30_00-19-42.png"/>
                     <pic:cNvPicPr/>
                   </pic:nvPicPr>
                   <pic:blipFill>
@@ -97,7 +97,7 @@
                   <pic:spPr>
                     <a:xfrm>
                       <a:off x="0" y="0"/>
-                      <a:ext cx="5029200" cy="9211587"/>
+                      <a:ext cx="5029200" cy="9215562"/>
                     </a:xfrm>
                     <a:prstGeom prst="rect"/>
                   </pic:spPr>
@@ -118,14 +118,14 @@
     </w:p>
     <w:p>
       <w:r>
-        <w:t>Timestamp: 2026-10-11 22:57:28</w:t>
+        <w:t>Timestamp: 2026-10-30 00:19:48</w:t>
       </w:r>
     </w:p>
     <w:p>
       <w:r>
         <w:drawing>
           <wp:inline xmlns:a="http://schemas.openxmlformats.org/drawingml/2006/main" xmlns:pic="http://schemas.openxmlformats.org/drawingml/2006/picture">
-            <wp:extent cx="5029200" cy="8193820"/>
+            <wp:extent cx="5029200" cy="8197795"/>
             <wp:docPr id="3" name="Picture 3"/>
             <wp:cNvGraphicFramePr>
               <a:graphicFrameLocks noChangeAspect="1"/>
@@ -134,7 +134,7 @@
               <a:graphicData uri="http://schemas.openxmlformats.org/drawingml/2006/picture">
                 <pic:pic>
                   <pic:nvPicPr>
-                    <pic:cNvPr id="0" name="03_address_page_view_broadband_plans_2026-10-11_22-57-28.png"/>
+                    <pic:cNvPr id="0" name="03_address_page_view_broadband_plans_2026-10-30_00-19-48.png"/>
                     <pic:cNvPicPr/>
                   </pic:nvPicPr>
                   <pic:blipFill>
@@ -146,7 +146,7 @@
                   <pic:spPr>
                     <a:xfrm>
                       <a:off x="0" y="0"/>
-                      <a:ext cx="5029200" cy="8193820"/>
+                      <a:ext cx="5029200" cy="8197795"/>
                     </a:xfrm>
                     <a:prstGeom prst="rect"/>
                   </pic:spPr>
@@ -167,14 +167,14 @@
     </w:p>
     <w:p>
       <w:r>
-        <w:t>Timestamp: 2026-10-11 22:57:37</w:t>
+        <w:t>Timestamp: 2026-10-30 00:19:53</w:t>
       </w:r>
     </w:p>
     <w:p>
       <w:r>
         <w:drawing>
           <wp:inline xmlns:a="http://schemas.openxmlformats.org/drawingml/2006/main" xmlns:pic="http://schemas.openxmlformats.org/drawingml/2006/picture">
-            <wp:extent cx="5029200" cy="12988456"/>
+            <wp:extent cx="5029200" cy="12885089"/>
             <wp:docPr id="4" name="Picture 4"/>
             <wp:cNvGraphicFramePr>
               <a:graphicFrameLocks noChangeAspect="1"/>
@@ -183,7 +183,7 @@
               <a:graphicData uri="http://schemas.openxmlformats.org/drawingml/2006/picture">
                 <pic:pic>
                   <pic:nvPicPr>
-                    <pic:cNvPr id="0" name="04_plans_page_speed_selected_2026-10-11_22-57-37.png"/>
+                    <pic:cNvPr id="0" name="04_plans_page_speed_selected_2026-10-30_00-19-53.png"/>
                     <pic:cNvPicPr/>
                   </pic:nvPicPr>
                   <pic:blipFill>
@@ -195,7 +195,7 @@
                   <pic:spPr>
                     <a:xfrm>
                       <a:off x="0" y="0"/>
-                      <a:ext cx="5029200" cy="12988456"/>
+                      <a:ext cx="5029200" cy="12885089"/>
                     </a:xfrm>
                     <a:prstGeom prst="rect"/>
                   </pic:spPr>
@@ -216,7 +216,7 @@
     </w:p>
     <w:p>
       <w:r>
-        <w:t>Timestamp: 2026-10-11 22:57:55</w:t>
+        <w:t>Timestamp: 2026-10-30 00:20:11</w:t>
       </w:r>
     </w:p>
     <w:p>
@@ -232,7 +232,7 @@
               <a:graphicData uri="http://schemas.openxmlformats.org/drawingml/2006/picture">
                 <pic:pic>
                   <pic:nvPicPr>
-                    <pic:cNvPr id="0" name="05_plans_page_broadband_plan_selected_2026-10-11_22-57-55.png"/>
+                    <pic:cNvPr id="0" name="05_plans_page_broadband_plan_selected_2026-10-30_00-20-11.png"/>
                     <pic:cNvPicPr/>
                   </pic:nvPicPr>
                   <pic:blipFill>
@@ -265,7 +265,7 @@
     </w:p>
     <w:p>
       <w:r>
-        <w:t>Timestamp: 2026-10-11 22:58:04</w:t>
+        <w:t>Timestamp: 2026-10-30 00:20:18</w:t>
       </w:r>
     </w:p>
     <w:p>
@@ -281,7 +281,7 @@
               <a:graphicData uri="http://schemas.openxmlformats.org/drawingml/2006/picture">
                 <pic:pic>
                   <pic:nvPicPr>
-                    <pic:cNvPr id="0" name="06_addon_page_continue_to_setup_2026-10-11_22-58-04.png"/>
+                    <pic:cNvPr id="0" name="06_addon_page_continue_to_setup_2026-10-30_00-20-18.png"/>
                     <pic:cNvPicPr/>
                   </pic:nvPicPr>
                   <pic:blipFill>
@@ -314,7 +314,7 @@
     </w:p>
     <w:p>
       <w:r>
-        <w:t>Timestamp: 2026-10-11 22:58:08</w:t>
+        <w:t>Timestamp: 2026-10-30 00:20:22</w:t>
       </w:r>
     </w:p>
     <w:p>
@@ -330,7 +330,7 @@
               <a:graphicData uri="http://schemas.openxmlformats.org/drawingml/2006/picture">
                 <pic:pic>
                   <pic:nvPicPr>
-                    <pic:cNvPr id="0" name="07_setup_page_telecare_checked_2026-10-11_22-58-08.png"/>
+                    <pic:cNvPr id="0" name="07_setup_page_telecare_checked_2026-10-30_00-20-22.png"/>
                     <pic:cNvPicPr/>
                   </pic:nvPicPr>
                   <pic:blipFill>
@@ -363,14 +363,14 @@
     </w:p>
     <w:p>
       <w:r>
-        <w:t>Timestamp: 2026-10-11 22:58:15</w:t>
+        <w:t>Timestamp: 2026-10-30 00:20:29</w:t>
       </w:r>
     </w:p>
     <w:p>
       <w:r>
         <w:drawing>
           <wp:inline xmlns:a="http://schemas.openxmlformats.org/drawingml/2006/main" xmlns:pic="http://schemas.openxmlformats.org/drawingml/2006/picture">
-            <wp:extent cx="5029200" cy="8897510"/>
+            <wp:extent cx="5029200" cy="9024731"/>
             <wp:docPr id="8" name="Picture 8"/>
             <wp:cNvGraphicFramePr>
               <a:graphicFrameLocks noChangeAspect="1"/>
@@ -379,7 +379,7 @@
               <a:graphicData uri="http://schemas.openxmlformats.org/drawingml/2006/picture">
                 <pic:pic>
                   <pic:nvPicPr>
-                    <pic:cNvPr id="0" name="08_setup_page_go_to_basket_2026-10-11_22-58-15.png"/>
+                    <pic:cNvPr id="0" name="08_setup_page_go_to_basket_2026-10-30_00-20-29.png"/>
                     <pic:cNvPicPr/>
                   </pic:nvPicPr>
                   <pic:blipFill>
@@ -391,7 +391,7 @@
                   <pic:spPr>
                     <a:xfrm>
                       <a:off x="0" y="0"/>
-                      <a:ext cx="5029200" cy="8897510"/>
+                      <a:ext cx="5029200" cy="9024731"/>
                     </a:xfrm>
                     <a:prstGeom prst="rect"/>
                   </pic:spPr>
@@ -412,14 +412,14 @@
     </w:p>
     <w:p>
       <w:r>
-        <w:t>Timestamp: 2026-10-11 22:58:24</w:t>
+        <w:t>Timestamp: 2026-10-30 00:20:35</w:t>
       </w:r>
     </w:p>
     <w:p>
       <w:r>
         <w:drawing>
           <wp:inline xmlns:a="http://schemas.openxmlformats.org/drawingml/2006/main" xmlns:pic="http://schemas.openxmlformats.org/drawingml/2006/picture">
-            <wp:extent cx="5029200" cy="12908943"/>
+            <wp:extent cx="5029200" cy="13032189"/>
             <wp:docPr id="9" name="Picture 9"/>
             <wp:cNvGraphicFramePr>
               <a:graphicFrameLocks noChangeAspect="1"/>
@@ -428,7 +428,7 @@
               <a:graphicData uri="http://schemas.openxmlformats.org/drawingml/2006/picture">
                 <pic:pic>
                   <pic:nvPicPr>
-                    <pic:cNvPr id="0" name="09_basket_page_basket_expanded_2026-10-11_22-58-24.png"/>
+                    <pic:cNvPr id="0" name="09_basket_page_basket_expanded_2026-10-30_00-20-35.png"/>
                     <pic:cNvPicPr/>
                   </pic:nvPicPr>
                   <pic:blipFill>
@@ -440,7 +440,7 @@
                   <pic:spPr>
                     <a:xfrm>
                       <a:off x="0" y="0"/>
-                      <a:ext cx="5029200" cy="12908943"/>
+                      <a:ext cx="5029200" cy="13032189"/>
                     </a:xfrm>
                     <a:prstGeom prst="rect"/>
                   </pic:spPr>
@@ -461,14 +461,14 @@
     </w:p>
     <w:p>
       <w:r>
-        <w:t>Timestamp: 2026-10-11 22:58:26</w:t>
+        <w:t>Timestamp: 2026-10-30 00:20:37</w:t>
       </w:r>
     </w:p>
     <w:p>
       <w:r>
         <w:drawing>
           <wp:inline xmlns:a="http://schemas.openxmlformats.org/drawingml/2006/main" xmlns:pic="http://schemas.openxmlformats.org/drawingml/2006/picture">
-            <wp:extent cx="5029200" cy="12761595"/>
+            <wp:extent cx="5029200" cy="12883396"/>
             <wp:docPr id="10" name="Picture 10"/>
             <wp:cNvGraphicFramePr>
               <a:graphicFrameLocks noChangeAspect="1"/>
@@ -477,7 +477,7 @@
               <a:graphicData uri="http://schemas.openxmlformats.org/drawingml/2006/picture">
                 <pic:pic>
                   <pic:nvPicPr>
-                    <pic:cNvPr id="0" name="10_basket_page_basket_validated_2026-10-11_22-58-26.png"/>
+                    <pic:cNvPr id="0" name="10_basket_page_basket_validated_2026-10-30_00-20-37.png"/>
                     <pic:cNvPicPr/>
                   </pic:nvPicPr>
                   <pic:blipFill>
@@ -489,7 +489,7 @@
                   <pic:spPr>
                     <a:xfrm>
                       <a:off x="0" y="0"/>
-                      <a:ext cx="5029200" cy="12761595"/>
+                      <a:ext cx="5029200" cy="12883396"/>
                     </a:xfrm>
                     <a:prstGeom prst="rect"/>
                   </pic:spPr>
@@ -510,14 +510,14 @@
     </w:p>
     <w:p>
       <w:r>
-        <w:t>Timestamp: 2026-10-11 22:58:33</w:t>
+        <w:t>Timestamp: 2026-10-30 00:20:44</w:t>
       </w:r>
     </w:p>
     <w:p>
       <w:r>
         <w:drawing>
           <wp:inline xmlns:a="http://schemas.openxmlformats.org/drawingml/2006/main" xmlns:pic="http://schemas.openxmlformats.org/drawingml/2006/picture">
-            <wp:extent cx="5029200" cy="8643068"/>
+            <wp:extent cx="5029200" cy="2828925"/>
             <wp:docPr id="11" name="Picture 11"/>
             <wp:cNvGraphicFramePr>
               <a:graphicFrameLocks noChangeAspect="1"/>
@@ -526,7 +526,7 @@
               <a:graphicData uri="http://schemas.openxmlformats.org/drawingml/2006/picture">
                 <pic:pic>
                   <pic:nvPicPr>
-                    <pic:cNvPr id="0" name="11_basket_page_go_to_checkout_2026-10-11_22-58-33.png"/>
+                    <pic:cNvPr id="0" name="11_basket_page_go_to_checkout_2026-10-30_00-20-44.png"/>
                     <pic:cNvPicPr/>
                   </pic:nvPicPr>
                   <pic:blipFill>
@@ -538,7 +538,7 @@
                   <pic:spPr>
                     <a:xfrm>
                       <a:off x="0" y="0"/>
-                      <a:ext cx="5029200" cy="8643068"/>
+                      <a:ext cx="5029200" cy="2828925"/>
                     </a:xfrm>
                     <a:prstGeom prst="rect"/>
                   </pic:spPr>
@@ -559,7 +559,7 @@
     </w:p>
     <w:p>
       <w:r>
-        <w:t>Timestamp: 2026-10-11 22:58:39</w:t>
+        <w:t>Timestamp: 2026-10-30 00:20:52</w:t>
       </w:r>
     </w:p>
     <w:p>
@@ -575,7 +575,7 @@
               <a:graphicData uri="http://schemas.openxmlformats.org/drawingml/2006/picture">
                 <pic:pic>
                   <pic:nvPicPr>
-                    <pic:cNvPr id="0" name="12_checkout_page_about_you_completed_2026-10-11_22-58-39.png"/>
+                    <pic:cNvPr id="0" name="12_checkout_page_about_you_completed_2026-10-30_00-20-52.png"/>
                     <pic:cNvPicPr/>
                   </pic:nvPicPr>
                   <pic:blipFill>
@@ -608,14 +608,14 @@
     </w:p>
     <w:p>
       <w:r>
-        <w:t>Timestamp: 2026-10-11 22:58:45</w:t>
+        <w:t>Timestamp: 2026-10-30 00:21:02</w:t>
       </w:r>
     </w:p>
     <w:p>
       <w:r>
         <w:drawing>
           <wp:inline xmlns:a="http://schemas.openxmlformats.org/drawingml/2006/main" xmlns:pic="http://schemas.openxmlformats.org/drawingml/2006/picture">
-            <wp:extent cx="5029200" cy="8881608"/>
+            <wp:extent cx="5029200" cy="8893534"/>
             <wp:docPr id="13" name="Picture 13"/>
             <wp:cNvGraphicFramePr>
               <a:graphicFrameLocks noChangeAspect="1"/>
@@ -624,7 +624,7 @@
               <a:graphicData uri="http://schemas.openxmlformats.org/drawingml/2006/picture">
                 <pic:pic>
                   <pic:nvPicPr>
-                    <pic:cNvPr id="0" name="13_checkout_page_address_completed_2026-10-11_22-58-45.png"/>
+                    <pic:cNvPr id="0" name="13_checkout_page_address_completed_2026-10-30_00-21-02.png"/>
                     <pic:cNvPicPr/>
                   </pic:nvPicPr>
                   <pic:blipFill>
@@ -636,7 +636,7 @@
                   <pic:spPr>
                     <a:xfrm>
                       <a:off x="0" y="0"/>
-                      <a:ext cx="5029200" cy="8881608"/>
+                      <a:ext cx="5029200" cy="8893534"/>
                     </a:xfrm>
                     <a:prstGeom prst="rect"/>
                   </pic:spPr>
@@ -657,14 +657,14 @@
     </w:p>
     <w:p>
       <w:r>
-        <w:t>Timestamp: 2026-10-11 22:58:51</w:t>
+        <w:t>Timestamp: 2026-10-30 00:21:09</w:t>
       </w:r>
     </w:p>
     <w:p>
       <w:r>
         <w:drawing>
           <wp:inline xmlns:a="http://schemas.openxmlformats.org/drawingml/2006/main" xmlns:pic="http://schemas.openxmlformats.org/drawingml/2006/picture">
-            <wp:extent cx="5029200" cy="9513736"/>
+            <wp:extent cx="5029200" cy="9525663"/>
             <wp:docPr id="14" name="Picture 14"/>
             <wp:cNvGraphicFramePr>
               <a:graphicFrameLocks noChangeAspect="1"/>
@@ -673,7 +673,7 @@
               <a:graphicData uri="http://schemas.openxmlformats.org/drawingml/2006/picture">
                 <pic:pic>
                   <pic:nvPicPr>
-                    <pic:cNvPr id="0" name="14_checkout_page_address_continue_2026-10-11_22-58-51.png"/>
+                    <pic:cNvPr id="0" name="14_checkout_page_address_continue_2026-10-30_00-21-09.png"/>
                     <pic:cNvPicPr/>
                   </pic:nvPicPr>
                   <pic:blipFill>
@@ -685,7 +685,7 @@
                   <pic:spPr>
                     <a:xfrm>
                       <a:off x="0" y="0"/>
-                      <a:ext cx="5029200" cy="9513736"/>
+                      <a:ext cx="5029200" cy="9525663"/>
                     </a:xfrm>
                     <a:prstGeom prst="rect"/>
                   </pic:spPr>
@@ -706,14 +706,14 @@
     </w:p>
     <w:p>
       <w:r>
-        <w:t>Timestamp: 2026-10-11 22:58:56</w:t>
+        <w:t>Timestamp: 2026-10-30 00:21:16</w:t>
       </w:r>
     </w:p>
     <w:p>
       <w:r>
         <w:drawing>
           <wp:inline xmlns:a="http://schemas.openxmlformats.org/drawingml/2006/main" xmlns:pic="http://schemas.openxmlformats.org/drawingml/2006/picture">
-            <wp:extent cx="5029200" cy="15600460"/>
+            <wp:extent cx="5029200" cy="15612387"/>
             <wp:docPr id="15" name="Picture 15"/>
             <wp:cNvGraphicFramePr>
               <a:graphicFrameLocks noChangeAspect="1"/>
@@ -722,7 +722,7 @@
               <a:graphicData uri="http://schemas.openxmlformats.org/drawingml/2006/picture">
                 <pic:pic>
                   <pic:nvPicPr>
-                    <pic:cNvPr id="0" name="15_checkout_page_delivery_address_selected_2026-10-11_22-58-56.png"/>
+                    <pic:cNvPr id="0" name="15_checkout_page_delivery_address_selected_2026-10-30_00-21-16.png"/>
                     <pic:cNvPicPr/>
                   </pic:nvPicPr>
                   <pic:blipFill>
@@ -734,7 +734,7 @@
                   <pic:spPr>
                     <a:xfrm>
                       <a:off x="0" y="0"/>
-                      <a:ext cx="5029200" cy="15600460"/>
+                      <a:ext cx="5029200" cy="15612387"/>
                     </a:xfrm>
                     <a:prstGeom prst="rect"/>
                   </pic:spPr>
@@ -755,14 +755,14 @@
     </w:p>
     <w:p>
       <w:r>
-        <w:t>Timestamp: 2026-10-11 22:58:59</w:t>
+        <w:t>Timestamp: 2026-10-30 00:21:23</w:t>
       </w:r>
     </w:p>
     <w:p>
       <w:r>
         <w:drawing>
           <wp:inline xmlns:a="http://schemas.openxmlformats.org/drawingml/2006/main" xmlns:pic="http://schemas.openxmlformats.org/drawingml/2006/picture">
-            <wp:extent cx="5029200" cy="15624314"/>
+            <wp:extent cx="5029200" cy="15636241"/>
             <wp:docPr id="16" name="Picture 16"/>
             <wp:cNvGraphicFramePr>
               <a:graphicFrameLocks noChangeAspect="1"/>
@@ -771,7 +771,7 @@
               <a:graphicData uri="http://schemas.openxmlformats.org/drawingml/2006/picture">
                 <pic:pic>
                   <pic:nvPicPr>
-                    <pic:cNvPr id="0" name="16_checkout_page_payment_details_completed_2026-10-11_22-58-59.png"/>
+                    <pic:cNvPr id="0" name="16_checkout_page_payment_details_completed_2026-10-30_00-21-23.png"/>
                     <pic:cNvPicPr/>
                   </pic:nvPicPr>
                   <pic:blipFill>
@@ -783,7 +783,7 @@
                   <pic:spPr>
                     <a:xfrm>
                       <a:off x="0" y="0"/>
-                      <a:ext cx="5029200" cy="15624314"/>
+                      <a:ext cx="5029200" cy="15636241"/>
                     </a:xfrm>
                     <a:prstGeom prst="rect"/>
                   </pic:spPr>
@@ -804,14 +804,14 @@
     </w:p>
     <w:p>
       <w:r>
-        <w:t>Timestamp: 2026-10-11 22:59:06</w:t>
+        <w:t>Timestamp: 2026-10-30 00:21:30</w:t>
       </w:r>
     </w:p>
     <w:p>
       <w:r>
         <w:drawing>
           <wp:inline xmlns:a="http://schemas.openxmlformats.org/drawingml/2006/main" xmlns:pic="http://schemas.openxmlformats.org/drawingml/2006/picture">
-            <wp:extent cx="5029200" cy="16093441"/>
+            <wp:extent cx="5029200" cy="16105368"/>
             <wp:docPr id="17" name="Picture 17"/>
             <wp:cNvGraphicFramePr>
               <a:graphicFrameLocks noChangeAspect="1"/>
@@ -820,7 +820,7 @@
               <a:graphicData uri="http://schemas.openxmlformats.org/drawingml/2006/picture">
                 <pic:pic>
                   <pic:nvPicPr>
-                    <pic:cNvPr id="0" name="17_checkout_page_checkout_completed_2026-10-11_22-59-06.png"/>
+                    <pic:cNvPr id="0" name="17_checkout_page_checkout_completed_2026-10-30_00-21-30.png"/>
                     <pic:cNvPicPr/>
                   </pic:nvPicPr>
                   <pic:blipFill>
@@ -832,7 +832,7 @@
                   <pic:spPr>
                     <a:xfrm>
                       <a:off x="0" y="0"/>
-                      <a:ext cx="5029200" cy="16093441"/>
+                      <a:ext cx="5029200" cy="16105368"/>
                     </a:xfrm>
                     <a:prstGeom prst="rect"/>
                   </pic:spPr>
